--- a/apps/legal-docs-blueprints/templates/ventas_sociedad/carta_traspaso_vehiculo_rdbe_sociedad/carta_traspaso_vehiculo_rdbe_sociedad.docx
+++ b/apps/legal-docs-blueprints/templates/ventas_sociedad/carta_traspaso_vehiculo_rdbe_sociedad/carta_traspaso_vehiculo_rdbe_sociedad.docx
@@ -672,7 +672,6 @@
           <w:bCs w:val="1"/>
           <w:sz w:val="20"/>
           <w:szCs w:val="20"/>
-          <w:u w:val="single"/>
           <w:rtl w:val="0"/>
         </w:rPr>
         <w:t xml:space="preserve">en forma personal</w:t>
@@ -1899,13 +1898,13 @@
     <w:lvl w:ilvl="0">
       <w:start w:val="1"/>
       <w:numFmt w:val="bullet"/>
-      <w:lvlText w:val="●"/>
+      <w:lvlText w:val=""/>
       <w:lvlJc w:val="left"/>
       <w:pPr>
         <w:ind w:left="720" w:hanging="360"/>
       </w:pPr>
       <w:rPr>
-        <w:rFonts w:ascii="Helvetica Neue" w:cs="Helvetica Neue" w:eastAsia="Helvetica Neue" w:hAnsi="Helvetica Neue"/>
+        <w:rFonts w:ascii="Symbol" w:hAnsi="Symbol" w:cs="Symbol" w:hint="default"/>
         <w:b w:val="0"/>
         <w:bCs w:val="0"/>
         <w:i w:val="0"/>
@@ -1956,13 +1955,13 @@
     <w:lvl w:ilvl="3">
       <w:start w:val="1"/>
       <w:numFmt w:val="bullet"/>
-      <w:lvlText w:val="●"/>
+      <w:lvlText w:val=""/>
       <w:lvlJc w:val="left"/>
       <w:pPr>
         <w:ind w:left="2880" w:hanging="360"/>
       </w:pPr>
       <w:rPr>
-        <w:rFonts w:ascii="Helvetica Neue" w:cs="Helvetica Neue" w:eastAsia="Helvetica Neue" w:hAnsi="Helvetica Neue"/>
+        <w:rFonts w:ascii="Symbol" w:hAnsi="Symbol" w:cs="Symbol" w:hint="default"/>
         <w:b w:val="0"/>
         <w:bCs w:val="0"/>
         <w:i w:val="0"/>
@@ -2013,13 +2012,13 @@
     <w:lvl w:ilvl="6">
       <w:start w:val="1"/>
       <w:numFmt w:val="bullet"/>
-      <w:lvlText w:val="●"/>
+      <w:lvlText w:val=""/>
       <w:lvlJc w:val="left"/>
       <w:pPr>
         <w:ind w:left="5040" w:hanging="360"/>
       </w:pPr>
       <w:rPr>
-        <w:rFonts w:ascii="Helvetica Neue" w:cs="Helvetica Neue" w:eastAsia="Helvetica Neue" w:hAnsi="Helvetica Neue"/>
+        <w:rFonts w:ascii="Symbol" w:hAnsi="Symbol" w:cs="Symbol" w:hint="default"/>
         <w:b w:val="0"/>
         <w:bCs w:val="0"/>
         <w:i w:val="0"/>

--- a/apps/legal-docs-blueprints/templates/ventas_sociedad/carta_traspaso_vehiculo_rdbe_sociedad/carta_traspaso_vehiculo_rdbe_sociedad.docx
+++ b/apps/legal-docs-blueprints/templates/ventas_sociedad/carta_traspaso_vehiculo_rdbe_sociedad/carta_traspaso_vehiculo_rdbe_sociedad.docx
@@ -672,6 +672,7 @@
           <w:bCs w:val="1"/>
           <w:sz w:val="20"/>
           <w:szCs w:val="20"/>
+          <w:u w:val="single"/>
           <w:rtl w:val="0"/>
         </w:rPr>
         <w:t xml:space="preserve">en forma personal</w:t>
